--- a/Liste_des_matchs_Ete_9_mercredi.docx
+++ b/Liste_des_matchs_Ete_9_mercredi.docx
@@ -410,25 +410,41 @@
           <w:tcPr>
             <w:tcW w:w="984" w:type="dxa"/>
           </w:tcPr>
-          <w:p/>
+          <w:p>
+            <w:r>
+              <w:t>XXXXX</w:t>
+            </w:r>
+          </w:p>
         </w:tc>
         <w:tc>
           <w:tcPr>
             <w:tcW w:w="847" w:type="dxa"/>
           </w:tcPr>
-          <w:p/>
+          <w:p>
+            <w:r>
+              <w:t>XXXXX</w:t>
+            </w:r>
+          </w:p>
         </w:tc>
         <w:tc>
           <w:tcPr>
             <w:tcW w:w="976" w:type="dxa"/>
           </w:tcPr>
-          <w:p/>
+          <w:p>
+            <w:r>
+              <w:t>XXXXX</w:t>
+            </w:r>
+          </w:p>
         </w:tc>
         <w:tc>
           <w:tcPr>
             <w:tcW w:w="1109" w:type="dxa"/>
           </w:tcPr>
-          <w:p/>
+          <w:p>
+            <w:r>
+              <w:t>XXXXX</w:t>
+            </w:r>
+          </w:p>
         </w:tc>
       </w:tr>
       <w:tr>
@@ -478,25 +494,41 @@
           <w:tcPr>
             <w:tcW w:w="984" w:type="dxa"/>
           </w:tcPr>
-          <w:p/>
+          <w:p>
+            <w:r>
+              <w:t>XXXXX</w:t>
+            </w:r>
+          </w:p>
         </w:tc>
         <w:tc>
           <w:tcPr>
             <w:tcW w:w="847" w:type="dxa"/>
           </w:tcPr>
-          <w:p/>
+          <w:p>
+            <w:r>
+              <w:t>XXXXX</w:t>
+            </w:r>
+          </w:p>
         </w:tc>
         <w:tc>
           <w:tcPr>
             <w:tcW w:w="976" w:type="dxa"/>
           </w:tcPr>
-          <w:p/>
+          <w:p>
+            <w:r>
+              <w:t>XXXXX</w:t>
+            </w:r>
+          </w:p>
         </w:tc>
         <w:tc>
           <w:tcPr>
             <w:tcW w:w="1109" w:type="dxa"/>
           </w:tcPr>
-          <w:p/>
+          <w:p>
+            <w:r>
+              <w:t>XXXXX</w:t>
+            </w:r>
+          </w:p>
         </w:tc>
       </w:tr>
       <w:tr>

--- a/Liste_des_matchs_Ete_9_mercredi.docx
+++ b/Liste_des_matchs_Ete_9_mercredi.docx
@@ -280,19 +280,31 @@
           <w:tcPr>
             <w:tcW w:w="847" w:type="dxa"/>
           </w:tcPr>
-          <w:p/>
+          <w:p>
+            <w:r>
+              <w:t>XXXXX</w:t>
+            </w:r>
+          </w:p>
         </w:tc>
         <w:tc>
           <w:tcPr>
             <w:tcW w:w="976" w:type="dxa"/>
           </w:tcPr>
-          <w:p/>
+          <w:p>
+            <w:r>
+              <w:t>XXXXX</w:t>
+            </w:r>
+          </w:p>
         </w:tc>
         <w:tc>
           <w:tcPr>
             <w:tcW w:w="1109" w:type="dxa"/>
           </w:tcPr>
-          <w:p/>
+          <w:p>
+            <w:r>
+              <w:t>XXXXX</w:t>
+            </w:r>
+          </w:p>
         </w:tc>
       </w:tr>
       <w:tr>
@@ -348,7 +360,11 @@
           <w:tcPr>
             <w:tcW w:w="847" w:type="dxa"/>
           </w:tcPr>
-          <w:p/>
+          <w:p>
+            <w:r>
+              <w:t>NC</w:t>
+            </w:r>
+          </w:p>
         </w:tc>
         <w:tc>
           <w:tcPr>
@@ -584,7 +600,11 @@
           <w:tcPr>
             <w:tcW w:w="847" w:type="dxa"/>
           </w:tcPr>
-          <w:p/>
+          <w:p>
+            <w:r>
+              <w:t>15.15</w:t>
+            </w:r>
+          </w:p>
         </w:tc>
         <w:tc>
           <w:tcPr>
@@ -656,7 +676,11 @@
           <w:tcPr>
             <w:tcW w:w="847" w:type="dxa"/>
           </w:tcPr>
-          <w:p/>
+          <w:p>
+            <w:r>
+              <w:t>12.00</w:t>
+            </w:r>
+          </w:p>
         </w:tc>
         <w:tc>
           <w:tcPr>
@@ -724,7 +748,11 @@
           <w:tcPr>
             <w:tcW w:w="847" w:type="dxa"/>
           </w:tcPr>
-          <w:p/>
+          <w:p>
+            <w:r>
+              <w:t>14.00</w:t>
+            </w:r>
+          </w:p>
         </w:tc>
         <w:tc>
           <w:tcPr>
@@ -792,7 +820,11 @@
           <w:tcPr>
             <w:tcW w:w="847" w:type="dxa"/>
           </w:tcPr>
-          <w:p/>
+          <w:p>
+            <w:r>
+              <w:t>17.30</w:t>
+            </w:r>
+          </w:p>
         </w:tc>
         <w:tc>
           <w:tcPr>
@@ -860,7 +892,11 @@
           <w:tcPr>
             <w:tcW w:w="847" w:type="dxa"/>
           </w:tcPr>
-          <w:p/>
+          <w:p>
+            <w:r>
+              <w:t>NC</w:t>
+            </w:r>
+          </w:p>
         </w:tc>
         <w:tc>
           <w:tcPr>
@@ -1095,7 +1131,11 @@
           <w:tcPr>
             <w:tcW w:w="847" w:type="dxa"/>
           </w:tcPr>
-          <w:p/>
+          <w:p>
+            <w:r>
+              <w:t>NC</w:t>
+            </w:r>
+          </w:p>
         </w:tc>
         <w:tc>
           <w:tcPr>

--- a/Liste_des_matchs_Ete_9_mercredi.docx
+++ b/Liste_des_matchs_Ete_9_mercredi.docx
@@ -370,7 +370,11 @@
           <w:tcPr>
             <w:tcW w:w="976" w:type="dxa"/>
           </w:tcPr>
-          <w:p/>
+          <w:p>
+            <w:r>
+              <w:t>NC</w:t>
+            </w:r>
+          </w:p>
         </w:tc>
         <w:tc>
           <w:tcPr>
@@ -610,13 +614,21 @@
           <w:tcPr>
             <w:tcW w:w="976" w:type="dxa"/>
           </w:tcPr>
-          <w:p/>
+          <w:p>
+            <w:r>
+              <w:t>XXXXX</w:t>
+            </w:r>
+          </w:p>
         </w:tc>
         <w:tc>
           <w:tcPr>
             <w:tcW w:w="1109" w:type="dxa"/>
           </w:tcPr>
-          <w:p/>
+          <w:p>
+            <w:r>
+              <w:t>XXXXX</w:t>
+            </w:r>
+          </w:p>
         </w:tc>
       </w:tr>
       <w:tr>
@@ -686,13 +698,21 @@
           <w:tcPr>
             <w:tcW w:w="976" w:type="dxa"/>
           </w:tcPr>
-          <w:p/>
+          <w:p>
+            <w:r>
+              <w:t>XXXXX</w:t>
+            </w:r>
+          </w:p>
         </w:tc>
         <w:tc>
           <w:tcPr>
             <w:tcW w:w="1109" w:type="dxa"/>
           </w:tcPr>
-          <w:p/>
+          <w:p>
+            <w:r>
+              <w:t>XXXXX</w:t>
+            </w:r>
+          </w:p>
         </w:tc>
       </w:tr>
       <w:tr>
@@ -758,13 +778,21 @@
           <w:tcPr>
             <w:tcW w:w="976" w:type="dxa"/>
           </w:tcPr>
-          <w:p/>
+          <w:p>
+            <w:r>
+              <w:t>XXXXX</w:t>
+            </w:r>
+          </w:p>
         </w:tc>
         <w:tc>
           <w:tcPr>
             <w:tcW w:w="1109" w:type="dxa"/>
           </w:tcPr>
-          <w:p/>
+          <w:p>
+            <w:r>
+              <w:t>XXXXX</w:t>
+            </w:r>
+          </w:p>
         </w:tc>
       </w:tr>
       <w:tr>
@@ -830,13 +858,21 @@
           <w:tcPr>
             <w:tcW w:w="976" w:type="dxa"/>
           </w:tcPr>
-          <w:p/>
+          <w:p>
+            <w:r>
+              <w:t>XXXXX</w:t>
+            </w:r>
+          </w:p>
         </w:tc>
         <w:tc>
           <w:tcPr>
             <w:tcW w:w="1109" w:type="dxa"/>
           </w:tcPr>
-          <w:p/>
+          <w:p>
+            <w:r>
+              <w:t>XXXXX</w:t>
+            </w:r>
+          </w:p>
         </w:tc>
       </w:tr>
       <w:tr>
@@ -902,7 +938,11 @@
           <w:tcPr>
             <w:tcW w:w="976" w:type="dxa"/>
           </w:tcPr>
-          <w:p/>
+          <w:p>
+            <w:r>
+              <w:t>NC</w:t>
+            </w:r>
+          </w:p>
         </w:tc>
         <w:tc>
           <w:tcPr>
@@ -1141,7 +1181,11 @@
           <w:tcPr>
             <w:tcW w:w="976" w:type="dxa"/>
           </w:tcPr>
-          <w:p/>
+          <w:p>
+            <w:r>
+              <w:t>NC</w:t>
+            </w:r>
+          </w:p>
         </w:tc>
         <w:tc>
           <w:tcPr>
